--- a/Writing/Abstract/ESA_Abstract_2026_2025_10_11_ed_JRR.docx
+++ b/Writing/Abstract/ESA_Abstract_2026_2025_10_11_ed_JRR.docx
@@ -40,16 +40,8 @@
         <w:rPr>
           <w:rFonts w:ascii="Calibri" w:hAnsi="Calibri" w:cs="Calibri"/>
         </w:rPr>
-        <w:t xml:space="preserve">Matthias Pfister, MD; Milo A Puhan, MD, PhD; Pierre-Alain Clavien, MD, </w:t>
-      </w:r>
-      <w:proofErr w:type="gramStart"/>
-      <w:r>
-        <w:rPr>
-          <w:rFonts w:ascii="Calibri" w:hAnsi="Calibri" w:cs="Calibri"/>
-        </w:rPr>
-        <w:t>PhD;</w:t>
-      </w:r>
-      <w:proofErr w:type="gramEnd"/>
+        <w:t>Matthias Pfister, MD; Milo A Puhan, MD, PhD; Pierre-Alain Clavien, MD, PhD;</w:t>
+      </w:r>
     </w:p>
     <w:p>
       <w:pPr>
@@ -391,26 +383,7 @@
           <w:color w:val="201F1E"/>
         </w:rPr>
         <w:tab/>
-      </w:r>
-      <w:proofErr w:type="spellStart"/>
-      <w:r>
-        <w:rPr>
-          <w:rFonts w:ascii="Calibri" w:hAnsi="Calibri" w:cs="Calibri"/>
-          <w:i/>
-          <w:iCs/>
-          <w:color w:val="201F1E"/>
-        </w:rPr>
-        <w:t>Toblerstrasse</w:t>
-      </w:r>
-      <w:proofErr w:type="spellEnd"/>
-      <w:r>
-        <w:rPr>
-          <w:rFonts w:ascii="Calibri" w:hAnsi="Calibri" w:cs="Calibri"/>
-          <w:i/>
-          <w:iCs/>
-          <w:color w:val="201F1E"/>
-        </w:rPr>
-        <w:t xml:space="preserve"> 51</w:t>
+        <w:t>Toblerstrasse 51</w:t>
       </w:r>
     </w:p>
     <w:p>
@@ -2109,8 +2082,50 @@
         <w:rPr>
           <w:rFonts w:ascii="Calibri" w:hAnsi="Calibri" w:cs="Calibri"/>
         </w:rPr>
-        <w:t>The use and reporting of the CCI® in surgical RCTs show notable inconsistencies between registered protocols and final publications. Furthermore, most trials failed to reach clinically meaningful differences despite statistical significance, questioning the interpretability of reported outcomes.</w:t>
-      </w:r>
+        <w:t>The use and reporting of the CCI® in surgical RCTs show notable inconsistencies between registered protocols and final publications. Furthermore, most trials</w:t>
+      </w:r>
+      <w:ins w:id="149" w:author="Joana Rodrigues Ribeiro" w:date="2025-10-11T23:09:00Z" w16du:dateUtc="2025-10-11T21:09:00Z">
+        <w:r>
+          <w:rPr>
+            <w:rFonts w:ascii="Calibri" w:hAnsi="Calibri" w:cs="Calibri"/>
+          </w:rPr>
+          <w:t xml:space="preserve"> presenting the CCI® as the primary endpoint</w:t>
+        </w:r>
+      </w:ins>
+      <w:r>
+        <w:rPr>
+          <w:rFonts w:ascii="Calibri" w:hAnsi="Calibri" w:cs="Calibri"/>
+        </w:rPr>
+        <w:t xml:space="preserve"> failed to reach clinically meaningful differences despite statistical significance, questioning the interpretability of reported </w:t>
+      </w:r>
+      <w:commentRangeStart w:id="150"/>
+      <w:r>
+        <w:rPr>
+          <w:rFonts w:ascii="Calibri" w:hAnsi="Calibri" w:cs="Calibri"/>
+        </w:rPr>
+        <w:t>outcomes</w:t>
+      </w:r>
+      <w:commentRangeEnd w:id="150"/>
+      <w:r>
+        <w:rPr>
+          <w:rStyle w:val="CommentReference"/>
+        </w:rPr>
+        <w:commentReference w:id="150"/>
+      </w:r>
+      <w:r>
+        <w:rPr>
+          <w:rFonts w:ascii="Calibri" w:hAnsi="Calibri" w:cs="Calibri"/>
+        </w:rPr>
+        <w:t>.</w:t>
+      </w:r>
+      <w:ins w:id="151" w:author="Joana Rodrigues Ribeiro" w:date="2025-10-11T23:06:00Z" w16du:dateUtc="2025-10-11T21:06:00Z">
+        <w:r>
+          <w:rPr>
+            <w:rFonts w:ascii="Calibri" w:hAnsi="Calibri" w:cs="Calibri"/>
+          </w:rPr>
+          <w:t xml:space="preserve"> </w:t>
+        </w:r>
+      </w:ins>
     </w:p>
     <w:p>
       <w:pPr>
@@ -2127,7 +2142,7 @@
           <w:rFonts w:ascii="Calibri" w:hAnsi="Calibri" w:cs="Calibri"/>
           <w:b/>
           <w:bCs/>
-          <w:rPrChange w:id="149" w:author="Joana Rodrigues Ribeiro" w:date="2025-10-08T22:32:00Z" w16du:dateUtc="2025-10-08T20:32:00Z">
+          <w:rPrChange w:id="152" w:author="Joana Rodrigues Ribeiro" w:date="2025-10-08T22:32:00Z" w16du:dateUtc="2025-10-08T20:32:00Z">
             <w:rPr>
               <w:rFonts w:ascii="Calibri" w:hAnsi="Calibri" w:cs="Calibri"/>
             </w:rPr>
@@ -2139,7 +2154,7 @@
           <w:rFonts w:ascii="Calibri" w:hAnsi="Calibri" w:cs="Calibri"/>
           <w:b/>
           <w:bCs/>
-          <w:rPrChange w:id="150" w:author="Joana Rodrigues Ribeiro" w:date="2025-10-08T22:32:00Z" w16du:dateUtc="2025-10-08T20:32:00Z">
+          <w:rPrChange w:id="153" w:author="Joana Rodrigues Ribeiro" w:date="2025-10-08T22:32:00Z" w16du:dateUtc="2025-10-08T20:32:00Z">
             <w:rPr>
               <w:rFonts w:ascii="Calibri" w:hAnsi="Calibri" w:cs="Calibri"/>
             </w:rPr>
@@ -2169,6 +2184,14 @@
         </w:rPr>
         <w:t>The CCI® is increasingly used in surgical RCTs, yet inconsistencies in endpoint declaration and a lack of clinically relevant differences highlight the need for methodological rigor and transparent reporting in complication-related outcomes.</w:t>
       </w:r>
+      <w:ins w:id="154" w:author="Joana Rodrigues Ribeiro" w:date="2025-10-11T23:09:00Z" w16du:dateUtc="2025-10-11T21:09:00Z">
+        <w:r>
+          <w:rPr>
+            <w:rFonts w:ascii="Calibri" w:hAnsi="Calibri" w:cs="Calibri"/>
+          </w:rPr>
+          <w:t xml:space="preserve"> </w:t>
+        </w:r>
+      </w:ins>
     </w:p>
     <w:sectPr>
       <w:pgSz w:w="11906" w:h="16838"/>
@@ -2251,6 +2274,23 @@
       </w:r>
     </w:p>
   </w:comment>
+  <w:comment w:id="150" w:author="Joana Rodrigues Ribeiro" w:date="2025-10-11T23:14:00Z" w:initials="JRR">
+    <w:p>
+      <w:r>
+        <w:rPr>
+          <w:rStyle w:val="CommentReference"/>
+        </w:rPr>
+        <w:annotationRef/>
+      </w:r>
+      <w:r>
+        <w:rPr>
+          <w:sz w:val="20"/>
+          <w:szCs w:val="20"/>
+        </w:rPr>
+        <w:t>mention a sentence sounding like "Additional analyses will be presented at the congress" (as we'll also analyse trials with CCI as 2nd and exploratory outcomes).</w:t>
+      </w:r>
+    </w:p>
+  </w:comment>
 </w:comments>
 </file>
 
@@ -2259,6 +2299,7 @@
   <w15:commentEx w15:paraId="76105AD1" w15:done="0"/>
   <w15:commentEx w15:paraId="3CE7BFDA" w15:done="0"/>
   <w15:commentEx w15:paraId="156A4787" w15:done="0"/>
+  <w15:commentEx w15:paraId="58BAA395" w15:done="0"/>
 </w15:commentsEx>
 </file>
 
@@ -2267,6 +2308,7 @@
   <w16cex:commentExtensible w16cex:durableId="71D0E693" w16cex:dateUtc="2025-10-08T18:52:00Z"/>
   <w16cex:commentExtensible w16cex:durableId="02D1EC16" w16cex:dateUtc="2025-10-08T18:54:00Z"/>
   <w16cex:commentExtensible w16cex:durableId="51852D61" w16cex:dateUtc="2025-10-08T20:10:00Z"/>
+  <w16cex:commentExtensible w16cex:durableId="0E2C06D0" w16cex:dateUtc="2025-10-11T21:14:00Z"/>
 </w16cex:commentsExtensible>
 </file>
 
@@ -2275,6 +2317,7 @@
   <w16cid:commentId w16cid:paraId="76105AD1" w16cid:durableId="71D0E693"/>
   <w16cid:commentId w16cid:paraId="3CE7BFDA" w16cid:durableId="02D1EC16"/>
   <w16cid:commentId w16cid:paraId="156A4787" w16cid:durableId="51852D61"/>
+  <w16cid:commentId w16cid:paraId="58BAA395" w16cid:durableId="0E2C06D0"/>
 </w16cid:commentsIds>
 </file>
 
